--- a/mps-nivel-c/oficial/00_governanca/PLA-GPC-001_Plano-de-Gestao-e-Melhoria-de-Processos.docx
+++ b/mps-nivel-c/oficial/00_governanca/PLA-GPC-001_Plano-de-Gestao-e-Melhoria-de-Processos.docx
@@ -34,7 +34,7 @@
           <w:color w:val="555555"/>
           <w:sz w:val="20"/>
         </w:rPr>
-        <w:t>Git   ·   Versão Data   ·   05/06/2026   ·   Timeware Brasil</w:t>
+        <w:t>Git   ·   Versão Data   ·   11/06/2026   ·   Timeware Brasil</w:t>
       </w:r>
     </w:p>
     <w:p>
@@ -226,7 +226,7 @@
                 <w:i w:val="0"/>
                 <w:sz w:val="20"/>
               </w:rPr>
-              <w:t>1.4</w:t>
+              <w:t>1.5</w:t>
             </w:r>
           </w:p>
         </w:tc>
@@ -282,7 +282,7 @@
                 <w:i w:val="0"/>
                 <w:sz w:val="20"/>
               </w:rPr>
-              <w:t>05/06/2026</w:t>
+              <w:t>11/06/2026</w:t>
             </w:r>
           </w:p>
         </w:tc>
@@ -1522,6 +1522,89 @@
           </w:p>
         </w:tc>
       </w:tr>
+      <w:tr>
+        <w:trPr>
+          <w:cantSplit w:val="1"/>
+        </w:trPr>
+        <w:tc>
+          <w:tcPr>
+            <w:tcW w:type="dxa" w:w="2967"/>
+            <w:tcMar>
+              <w:top w:w="60" w:type="dxa"/>
+              <w:bottom w:w="60" w:type="dxa"/>
+              <w:left w:w="100" w:type="dxa"/>
+              <w:right w:w="100" w:type="dxa"/>
+            </w:tcMar>
+            <w:shd w:val="clear" w:color="auto" w:fill="EBF5FB"/>
+          </w:tcPr>
+          <w:p>
+            <w:pPr>
+              <w:spacing w:before="40" w:after="40"/>
+            </w:pPr>
+            <w:r>
+              <w:rPr>
+                <w:rFonts w:ascii="Calibri" w:hAnsi="Calibri"/>
+                <w:b w:val="0"/>
+                <w:i w:val="0"/>
+                <w:sz w:val="20"/>
+              </w:rPr>
+              <w:t>REG-GPC-001</w:t>
+            </w:r>
+          </w:p>
+        </w:tc>
+        <w:tc>
+          <w:tcPr>
+            <w:tcW w:type="dxa" w:w="2967"/>
+            <w:tcMar>
+              <w:top w:w="60" w:type="dxa"/>
+              <w:bottom w:w="60" w:type="dxa"/>
+              <w:left w:w="100" w:type="dxa"/>
+              <w:right w:w="100" w:type="dxa"/>
+            </w:tcMar>
+            <w:shd w:val="clear" w:color="auto" w:fill="EBF5FB"/>
+          </w:tcPr>
+          <w:p>
+            <w:pPr>
+              <w:spacing w:before="40" w:after="40"/>
+            </w:pPr>
+            <w:r>
+              <w:rPr>
+                <w:rFonts w:ascii="Calibri" w:hAnsi="Calibri"/>
+                <w:b w:val="0"/>
+                <w:i w:val="0"/>
+                <w:sz w:val="20"/>
+              </w:rPr>
+              <w:t>Registro de Melhorias de Processo</w:t>
+            </w:r>
+          </w:p>
+        </w:tc>
+        <w:tc>
+          <w:tcPr>
+            <w:tcW w:type="dxa" w:w="2967"/>
+            <w:tcMar>
+              <w:top w:w="60" w:type="dxa"/>
+              <w:bottom w:w="60" w:type="dxa"/>
+              <w:left w:w="100" w:type="dxa"/>
+              <w:right w:w="100" w:type="dxa"/>
+            </w:tcMar>
+            <w:shd w:val="clear" w:color="auto" w:fill="EBF5FB"/>
+          </w:tcPr>
+          <w:p>
+            <w:pPr>
+              <w:spacing w:before="40" w:after="40"/>
+            </w:pPr>
+            <w:r>
+              <w:rPr>
+                <w:rFonts w:ascii="Calibri" w:hAnsi="Calibri"/>
+                <w:b w:val="0"/>
+                <w:i w:val="0"/>
+                <w:sz w:val="20"/>
+              </w:rPr>
+              <w:t>Registro</w:t>
+            </w:r>
+          </w:p>
+        </w:tc>
+      </w:tr>
     </w:tbl>
     <w:p>
       <w:pPr>
@@ -1754,6 +1837,87 @@
                 <w:i w:val="0"/>
                 <w:sz w:val="20"/>
               </w:rPr>
+              <w:t>PRO-MED-001</w:t>
+            </w:r>
+          </w:p>
+        </w:tc>
+        <w:tc>
+          <w:tcPr>
+            <w:tcW w:type="dxa" w:w="2967"/>
+            <w:tcMar>
+              <w:top w:w="60" w:type="dxa"/>
+              <w:bottom w:w="60" w:type="dxa"/>
+              <w:left w:w="100" w:type="dxa"/>
+              <w:right w:w="100" w:type="dxa"/>
+            </w:tcMar>
+          </w:tcPr>
+          <w:p>
+            <w:pPr>
+              <w:spacing w:before="40" w:after="40"/>
+            </w:pPr>
+            <w:r>
+              <w:rPr>
+                <w:rFonts w:ascii="Calibri" w:hAnsi="Calibri"/>
+                <w:b w:val="0"/>
+                <w:i w:val="0"/>
+                <w:sz w:val="20"/>
+              </w:rPr>
+              <w:t>Processo de Medição</w:t>
+            </w:r>
+          </w:p>
+        </w:tc>
+        <w:tc>
+          <w:tcPr>
+            <w:tcW w:type="dxa" w:w="2967"/>
+            <w:tcMar>
+              <w:top w:w="60" w:type="dxa"/>
+              <w:bottom w:w="60" w:type="dxa"/>
+              <w:left w:w="100" w:type="dxa"/>
+              <w:right w:w="100" w:type="dxa"/>
+            </w:tcMar>
+          </w:tcPr>
+          <w:p>
+            <w:pPr>
+              <w:spacing w:before="40" w:after="40"/>
+            </w:pPr>
+            <w:r>
+              <w:rPr>
+                <w:rFonts w:ascii="Calibri" w:hAnsi="Calibri"/>
+                <w:b w:val="0"/>
+                <w:i w:val="0"/>
+                <w:sz w:val="20"/>
+              </w:rPr>
+              <w:t>Processo</w:t>
+            </w:r>
+          </w:p>
+        </w:tc>
+      </w:tr>
+      <w:tr>
+        <w:trPr>
+          <w:cantSplit w:val="1"/>
+        </w:trPr>
+        <w:tc>
+          <w:tcPr>
+            <w:tcW w:type="dxa" w:w="2967"/>
+            <w:tcMar>
+              <w:top w:w="60" w:type="dxa"/>
+              <w:bottom w:w="60" w:type="dxa"/>
+              <w:left w:w="100" w:type="dxa"/>
+              <w:right w:w="100" w:type="dxa"/>
+            </w:tcMar>
+            <w:shd w:val="clear" w:color="auto" w:fill="EBF5FB"/>
+          </w:tcPr>
+          <w:p>
+            <w:pPr>
+              <w:spacing w:before="40" w:after="40"/>
+            </w:pPr>
+            <w:r>
+              <w:rPr>
+                <w:rFonts w:ascii="Calibri" w:hAnsi="Calibri"/>
+                <w:b w:val="0"/>
+                <w:i w:val="0"/>
+                <w:sz w:val="20"/>
+              </w:rPr>
               <w:t>PLA-GCO-001</w:t>
             </w:r>
           </w:p>
@@ -1767,6 +1931,7 @@
               <w:left w:w="100" w:type="dxa"/>
               <w:right w:w="100" w:type="dxa"/>
             </w:tcMar>
+            <w:shd w:val="clear" w:color="auto" w:fill="EBF5FB"/>
           </w:tcPr>
           <w:p>
             <w:pPr>
@@ -1792,6 +1957,7 @@
               <w:left w:w="100" w:type="dxa"/>
               <w:right w:w="100" w:type="dxa"/>
             </w:tcMar>
+            <w:shd w:val="clear" w:color="auto" w:fill="EBF5FB"/>
           </w:tcPr>
           <w:p>
             <w:pPr>
@@ -1805,6 +1971,86 @@
                 <w:sz w:val="20"/>
               </w:rPr>
               <w:t>Plano</w:t>
+            </w:r>
+          </w:p>
+        </w:tc>
+      </w:tr>
+      <w:tr>
+        <w:trPr>
+          <w:cantSplit w:val="1"/>
+        </w:trPr>
+        <w:tc>
+          <w:tcPr>
+            <w:tcW w:type="dxa" w:w="2967"/>
+            <w:tcMar>
+              <w:top w:w="60" w:type="dxa"/>
+              <w:bottom w:w="60" w:type="dxa"/>
+              <w:left w:w="100" w:type="dxa"/>
+              <w:right w:w="100" w:type="dxa"/>
+            </w:tcMar>
+          </w:tcPr>
+          <w:p>
+            <w:pPr>
+              <w:spacing w:before="40" w:after="40"/>
+            </w:pPr>
+            <w:r>
+              <w:rPr>
+                <w:rFonts w:ascii="Calibri" w:hAnsi="Calibri"/>
+                <w:b w:val="0"/>
+                <w:i w:val="0"/>
+                <w:sz w:val="20"/>
+              </w:rPr>
+              <w:t>PRO-GCO-001</w:t>
+            </w:r>
+          </w:p>
+        </w:tc>
+        <w:tc>
+          <w:tcPr>
+            <w:tcW w:type="dxa" w:w="2967"/>
+            <w:tcMar>
+              <w:top w:w="60" w:type="dxa"/>
+              <w:bottom w:w="60" w:type="dxa"/>
+              <w:left w:w="100" w:type="dxa"/>
+              <w:right w:w="100" w:type="dxa"/>
+            </w:tcMar>
+          </w:tcPr>
+          <w:p>
+            <w:pPr>
+              <w:spacing w:before="40" w:after="40"/>
+            </w:pPr>
+            <w:r>
+              <w:rPr>
+                <w:rFonts w:ascii="Calibri" w:hAnsi="Calibri"/>
+                <w:b w:val="0"/>
+                <w:i w:val="0"/>
+                <w:sz w:val="20"/>
+              </w:rPr>
+              <w:t>Processo de Gerência de Configuração</w:t>
+            </w:r>
+          </w:p>
+        </w:tc>
+        <w:tc>
+          <w:tcPr>
+            <w:tcW w:type="dxa" w:w="2967"/>
+            <w:tcMar>
+              <w:top w:w="60" w:type="dxa"/>
+              <w:bottom w:w="60" w:type="dxa"/>
+              <w:left w:w="100" w:type="dxa"/>
+              <w:right w:w="100" w:type="dxa"/>
+            </w:tcMar>
+          </w:tcPr>
+          <w:p>
+            <w:pPr>
+              <w:spacing w:before="40" w:after="40"/>
+            </w:pPr>
+            <w:r>
+              <w:rPr>
+                <w:rFonts w:ascii="Calibri" w:hAnsi="Calibri"/>
+                <w:b w:val="0"/>
+                <w:i w:val="0"/>
+                <w:sz w:val="20"/>
+              </w:rPr>
+              <w:t>Processo</w:t>
             </w:r>
           </w:p>
         </w:tc>
@@ -2080,6 +2326,87 @@
                 <w:i w:val="0"/>
                 <w:sz w:val="20"/>
               </w:rPr>
+              <w:t>PRO-CAP-001</w:t>
+            </w:r>
+          </w:p>
+        </w:tc>
+        <w:tc>
+          <w:tcPr>
+            <w:tcW w:type="dxa" w:w="2967"/>
+            <w:tcMar>
+              <w:top w:w="60" w:type="dxa"/>
+              <w:bottom w:w="60" w:type="dxa"/>
+              <w:left w:w="100" w:type="dxa"/>
+              <w:right w:w="100" w:type="dxa"/>
+            </w:tcMar>
+          </w:tcPr>
+          <w:p>
+            <w:pPr>
+              <w:spacing w:before="40" w:after="40"/>
+            </w:pPr>
+            <w:r>
+              <w:rPr>
+                <w:rFonts w:ascii="Calibri" w:hAnsi="Calibri"/>
+                <w:b w:val="0"/>
+                <w:i w:val="0"/>
+                <w:sz w:val="20"/>
+              </w:rPr>
+              <w:t>Processo de Capacitação</w:t>
+            </w:r>
+          </w:p>
+        </w:tc>
+        <w:tc>
+          <w:tcPr>
+            <w:tcW w:type="dxa" w:w="2967"/>
+            <w:tcMar>
+              <w:top w:w="60" w:type="dxa"/>
+              <w:bottom w:w="60" w:type="dxa"/>
+              <w:left w:w="100" w:type="dxa"/>
+              <w:right w:w="100" w:type="dxa"/>
+            </w:tcMar>
+          </w:tcPr>
+          <w:p>
+            <w:pPr>
+              <w:spacing w:before="40" w:after="40"/>
+            </w:pPr>
+            <w:r>
+              <w:rPr>
+                <w:rFonts w:ascii="Calibri" w:hAnsi="Calibri"/>
+                <w:b w:val="0"/>
+                <w:i w:val="0"/>
+                <w:sz w:val="20"/>
+              </w:rPr>
+              <w:t>Processo</w:t>
+            </w:r>
+          </w:p>
+        </w:tc>
+      </w:tr>
+      <w:tr>
+        <w:trPr>
+          <w:cantSplit w:val="1"/>
+        </w:trPr>
+        <w:tc>
+          <w:tcPr>
+            <w:tcW w:type="dxa" w:w="2967"/>
+            <w:tcMar>
+              <w:top w:w="60" w:type="dxa"/>
+              <w:bottom w:w="60" w:type="dxa"/>
+              <w:left w:w="100" w:type="dxa"/>
+              <w:right w:w="100" w:type="dxa"/>
+            </w:tcMar>
+            <w:shd w:val="clear" w:color="auto" w:fill="EBF5FB"/>
+          </w:tcPr>
+          <w:p>
+            <w:pPr>
+              <w:spacing w:before="40" w:after="40"/>
+            </w:pPr>
+            <w:r>
+              <w:rPr>
+                <w:rFonts w:ascii="Calibri" w:hAnsi="Calibri"/>
+                <w:b w:val="0"/>
+                <w:i w:val="0"/>
+                <w:sz w:val="20"/>
+              </w:rPr>
               <w:t>PRO-AQU-001</w:t>
             </w:r>
           </w:p>
@@ -2093,6 +2420,7 @@
               <w:left w:w="100" w:type="dxa"/>
               <w:right w:w="100" w:type="dxa"/>
             </w:tcMar>
+            <w:shd w:val="clear" w:color="auto" w:fill="EBF5FB"/>
           </w:tcPr>
           <w:p>
             <w:pPr>
@@ -2118,6 +2446,7 @@
               <w:left w:w="100" w:type="dxa"/>
               <w:right w:w="100" w:type="dxa"/>
             </w:tcMar>
+            <w:shd w:val="clear" w:color="auto" w:fill="EBF5FB"/>
           </w:tcPr>
           <w:p>
             <w:pPr>
@@ -5124,7 +5453,7 @@
           <w:i w:val="0"/>
           <w:sz w:val="22"/>
         </w:rPr>
-        <w:t xml:space="preserve">Todas as oportunidades identificadas são mantidas em um </w:t>
+        <w:t xml:space="preserve">Todas as oportunidades identificadas são mantidas no </w:t>
       </w:r>
       <w:r>
         <w:rPr>
@@ -5133,7 +5462,7 @@
           <w:i w:val="0"/>
           <w:sz w:val="22"/>
         </w:rPr>
-        <w:t>Registro de Oportunidades de Melhoria</w:t>
+        <w:t>REG-GPC-001 (Registro de Melhorias de Processo)</w:t>
       </w:r>
       <w:r>
         <w:rPr>
@@ -5142,7 +5471,7 @@
           <w:i w:val="0"/>
           <w:sz w:val="22"/>
         </w:rPr>
-        <w:t>, no Jira, que funciona como repositório vivo. Cada oportunidade contém, no mínimo: identificação, origem (fonte), descrição, data de identificação, prioridade, responsável e situação (identificada, em análise, planejada, em implementação, implementada, descartada).</w:t>
+        <w:t xml:space="preserve"> e espelhadas no Jira (projeto TMC). Cada oportunidade contém, no mínimo: identificação, projeto de origem, área de processo, descrição, origem (fonte), prioridade, responsável e status (em análise, planejada, em implementação, implementada).</w:t>
       </w:r>
     </w:p>
     <w:p>
@@ -5636,6 +5965,21 @@
           <w:sz w:val="22"/>
         </w:rPr>
         <w:t>EST-GPC-001 — Estratégia de Garantia da Qualidade</w:t>
+      </w:r>
+    </w:p>
+    <w:p>
+      <w:pPr>
+        <w:pStyle w:val="ListBullet"/>
+        <w:spacing w:before="20" w:after="40"/>
+      </w:pPr>
+      <w:r>
+        <w:rPr>
+          <w:rFonts w:ascii="Calibri" w:hAnsi="Calibri"/>
+          <w:b w:val="0"/>
+          <w:i w:val="0"/>
+          <w:sz w:val="22"/>
+        </w:rPr>
+        <w:t>REG-GPC-001 — Registro de Melhorias de Processo</w:t>
       </w:r>
     </w:p>
     <w:p>
@@ -6819,6 +7163,112 @@
           </w:p>
         </w:tc>
       </w:tr>
+      <w:tr>
+        <w:trPr>
+          <w:cantSplit w:val="1"/>
+        </w:trPr>
+        <w:tc>
+          <w:tcPr>
+            <w:tcW w:type="dxa" w:w="2225"/>
+            <w:tcMar>
+              <w:top w:w="60" w:type="dxa"/>
+              <w:bottom w:w="60" w:type="dxa"/>
+              <w:left w:w="100" w:type="dxa"/>
+              <w:right w:w="100" w:type="dxa"/>
+            </w:tcMar>
+            <w:shd w:val="clear" w:color="auto" w:fill="F0F4F8"/>
+          </w:tcPr>
+          <w:p>
+            <w:pPr>
+              <w:spacing w:before="40" w:after="40"/>
+            </w:pPr>
+            <w:r>
+              <w:rPr>
+                <w:rFonts w:ascii="Calibri" w:hAnsi="Calibri"/>
+                <w:b/>
+                <w:i w:val="0"/>
+                <w:sz w:val="20"/>
+              </w:rPr>
+              <w:t>1.5</w:t>
+            </w:r>
+          </w:p>
+        </w:tc>
+        <w:tc>
+          <w:tcPr>
+            <w:tcW w:type="dxa" w:w="2225"/>
+            <w:tcMar>
+              <w:top w:w="60" w:type="dxa"/>
+              <w:bottom w:w="60" w:type="dxa"/>
+              <w:left w:w="100" w:type="dxa"/>
+              <w:right w:w="100" w:type="dxa"/>
+            </w:tcMar>
+          </w:tcPr>
+          <w:p>
+            <w:pPr>
+              <w:spacing w:before="40" w:after="40"/>
+            </w:pPr>
+            <w:r>
+              <w:rPr>
+                <w:rFonts w:ascii="Calibri" w:hAnsi="Calibri"/>
+                <w:b w:val="0"/>
+                <w:i w:val="0"/>
+                <w:sz w:val="20"/>
+              </w:rPr>
+              <w:t>11/06/2026</w:t>
+            </w:r>
+          </w:p>
+        </w:tc>
+        <w:tc>
+          <w:tcPr>
+            <w:tcW w:type="dxa" w:w="2225"/>
+            <w:tcMar>
+              <w:top w:w="60" w:type="dxa"/>
+              <w:bottom w:w="60" w:type="dxa"/>
+              <w:left w:w="100" w:type="dxa"/>
+              <w:right w:w="100" w:type="dxa"/>
+            </w:tcMar>
+          </w:tcPr>
+          <w:p>
+            <w:pPr>
+              <w:spacing w:before="40" w:after="40"/>
+            </w:pPr>
+            <w:r>
+              <w:rPr>
+                <w:rFonts w:ascii="Calibri" w:hAnsi="Calibri"/>
+                <w:b w:val="0"/>
+                <w:i w:val="0"/>
+                <w:sz w:val="20"/>
+              </w:rPr>
+              <w:t>Time de Melhoria Contínua</w:t>
+            </w:r>
+          </w:p>
+        </w:tc>
+        <w:tc>
+          <w:tcPr>
+            <w:tcW w:type="dxa" w:w="2225"/>
+            <w:tcMar>
+              <w:top w:w="60" w:type="dxa"/>
+              <w:bottom w:w="60" w:type="dxa"/>
+              <w:left w:w="100" w:type="dxa"/>
+              <w:right w:w="100" w:type="dxa"/>
+            </w:tcMar>
+          </w:tcPr>
+          <w:p>
+            <w:pPr>
+              <w:spacing w:before="40" w:after="40"/>
+            </w:pPr>
+            <w:r>
+              <w:rPr>
+                <w:rFonts w:ascii="Calibri" w:hAnsi="Calibri"/>
+                <w:b w:val="0"/>
+                <w:i w:val="0"/>
+                <w:sz w:val="20"/>
+              </w:rPr>
+              <w:t>Acréscimo de PRO-GCO-001, PRO-MED-001 e PRO-CAP-001 ao inventário de ativos (§2); criação e adição do REG-GPC-001 ao inventário; atualização de §5.1 para referenciar REG-GPC-001 como registro formal de OMs; atualização de §8</w:t>
+            </w:r>
+          </w:p>
+        </w:tc>
+      </w:tr>
     </w:tbl>
     <w:p>
       <w:pPr>
@@ -6859,7 +7309,7 @@
         <w:color w:val="555555"/>
         <w:sz w:val="16"/>
       </w:rPr>
-      <w:t>vData  ·  05/06/2026</w:t>
+      <w:t>vData  ·  11/06/2026</w:t>
     </w:r>
     <w:r>
       <w:tab/>
@@ -6921,7 +7371,7 @@
         <w:color w:val="555555"/>
         <w:sz w:val="16"/>
       </w:rPr>
-      <w:t>vData  ·  05/06/2026</w:t>
+      <w:t>vData  ·  11/06/2026</w:t>
     </w:r>
     <w:r>
       <w:tab/>
@@ -7003,7 +7453,7 @@
         <w:color w:val="555555"/>
         <w:sz w:val="18"/>
       </w:rPr>
-      <w:t>Timeware MPS-SW</w:t>
+      <w:t>Evidência de Projeto</w:t>
     </w:r>
   </w:p>
 </w:hdr>

--- a/mps-nivel-c/oficial/00_governanca/PLA-GPC-001_Plano-de-Gestao-e-Melhoria-de-Processos.docx
+++ b/mps-nivel-c/oficial/00_governanca/PLA-GPC-001_Plano-de-Gestao-e-Melhoria-de-Processos.docx
@@ -34,7 +34,7 @@
           <w:color w:val="555555"/>
           <w:sz w:val="20"/>
         </w:rPr>
-        <w:t>Git   ·   Versão Data   ·   11/06/2026   ·   Timeware Brasil</w:t>
+        <w:t>PLA-GPC-001   ·   Versão 1.8   ·   11/06/2026   ·   Timeware Brasil</w:t>
       </w:r>
     </w:p>
     <w:p>
@@ -226,7 +226,7 @@
                 <w:i w:val="0"/>
                 <w:sz w:val="20"/>
               </w:rPr>
-              <w:t>1.5</w:t>
+              <w:t>1.8</w:t>
             </w:r>
           </w:p>
         </w:tc>
@@ -395,6 +395,62 @@
                 <w:sz w:val="20"/>
               </w:rPr>
               <w:t>Time de Melhoria Contínua</w:t>
+            </w:r>
+          </w:p>
+        </w:tc>
+      </w:tr>
+      <w:tr>
+        <w:trPr>
+          <w:cantSplit w:val="1"/>
+        </w:trPr>
+        <w:tc>
+          <w:tcPr>
+            <w:tcW w:type="dxa" w:w="4451"/>
+            <w:tcMar>
+              <w:top w:w="60" w:type="dxa"/>
+              <w:bottom w:w="60" w:type="dxa"/>
+              <w:left w:w="100" w:type="dxa"/>
+              <w:right w:w="100" w:type="dxa"/>
+            </w:tcMar>
+            <w:shd w:val="clear" w:color="auto" w:fill="F0F4F8"/>
+          </w:tcPr>
+          <w:p>
+            <w:pPr>
+              <w:spacing w:before="40" w:after="40"/>
+            </w:pPr>
+            <w:r>
+              <w:rPr>
+                <w:rFonts w:ascii="Calibri" w:hAnsi="Calibri"/>
+                <w:b/>
+                <w:i w:val="0"/>
+                <w:sz w:val="20"/>
+              </w:rPr>
+              <w:t>Responsável</w:t>
+            </w:r>
+          </w:p>
+        </w:tc>
+        <w:tc>
+          <w:tcPr>
+            <w:tcW w:type="dxa" w:w="4451"/>
+            <w:tcMar>
+              <w:top w:w="60" w:type="dxa"/>
+              <w:bottom w:w="60" w:type="dxa"/>
+              <w:left w:w="100" w:type="dxa"/>
+              <w:right w:w="100" w:type="dxa"/>
+            </w:tcMar>
+          </w:tcPr>
+          <w:p>
+            <w:pPr>
+              <w:spacing w:before="40" w:after="40"/>
+            </w:pPr>
+            <w:r>
+              <w:rPr>
+                <w:rFonts w:ascii="Calibri" w:hAnsi="Calibri"/>
+                <w:b w:val="0"/>
+                <w:i w:val="0"/>
+                <w:sz w:val="20"/>
+              </w:rPr>
+              <w:t>Silvio Baroni</w:t>
             </w:r>
           </w:p>
         </w:tc>
@@ -1605,6 +1661,86 @@
           </w:p>
         </w:tc>
       </w:tr>
+      <w:tr>
+        <w:trPr>
+          <w:cantSplit w:val="1"/>
+        </w:trPr>
+        <w:tc>
+          <w:tcPr>
+            <w:tcW w:type="dxa" w:w="2967"/>
+            <w:tcMar>
+              <w:top w:w="60" w:type="dxa"/>
+              <w:bottom w:w="60" w:type="dxa"/>
+              <w:left w:w="100" w:type="dxa"/>
+              <w:right w:w="100" w:type="dxa"/>
+            </w:tcMar>
+          </w:tcPr>
+          <w:p>
+            <w:pPr>
+              <w:spacing w:before="40" w:after="40"/>
+            </w:pPr>
+            <w:r>
+              <w:rPr>
+                <w:rFonts w:ascii="Calibri" w:hAnsi="Calibri"/>
+                <w:b w:val="0"/>
+                <w:i w:val="0"/>
+                <w:sz w:val="20"/>
+              </w:rPr>
+              <w:t>GQA-ORG-001</w:t>
+            </w:r>
+          </w:p>
+        </w:tc>
+        <w:tc>
+          <w:tcPr>
+            <w:tcW w:type="dxa" w:w="2967"/>
+            <w:tcMar>
+              <w:top w:w="60" w:type="dxa"/>
+              <w:bottom w:w="60" w:type="dxa"/>
+              <w:left w:w="100" w:type="dxa"/>
+              <w:right w:w="100" w:type="dxa"/>
+            </w:tcMar>
+          </w:tcPr>
+          <w:p>
+            <w:pPr>
+              <w:spacing w:before="40" w:after="40"/>
+            </w:pPr>
+            <w:r>
+              <w:rPr>
+                <w:rFonts w:ascii="Calibri" w:hAnsi="Calibri"/>
+                <w:b w:val="0"/>
+                <w:i w:val="0"/>
+                <w:sz w:val="20"/>
+              </w:rPr>
+              <w:t>Auditoria de GQA Organizacional</w:t>
+            </w:r>
+          </w:p>
+        </w:tc>
+        <w:tc>
+          <w:tcPr>
+            <w:tcW w:type="dxa" w:w="2967"/>
+            <w:tcMar>
+              <w:top w:w="60" w:type="dxa"/>
+              <w:bottom w:w="60" w:type="dxa"/>
+              <w:left w:w="100" w:type="dxa"/>
+              <w:right w:w="100" w:type="dxa"/>
+            </w:tcMar>
+          </w:tcPr>
+          <w:p>
+            <w:pPr>
+              <w:spacing w:before="40" w:after="40"/>
+            </w:pPr>
+            <w:r>
+              <w:rPr>
+                <w:rFonts w:ascii="Calibri" w:hAnsi="Calibri"/>
+                <w:b w:val="0"/>
+                <w:i w:val="0"/>
+                <w:sz w:val="20"/>
+              </w:rPr>
+              <w:t>Registro</w:t>
+            </w:r>
+          </w:p>
+        </w:tc>
+      </w:tr>
     </w:tbl>
     <w:p>
       <w:pPr>
@@ -1918,7 +2054,7 @@
                 <w:i w:val="0"/>
                 <w:sz w:val="20"/>
               </w:rPr>
-              <w:t>PLA-GCO-001</w:t>
+              <w:t>REG-MED-001</w:t>
             </w:r>
           </w:p>
         </w:tc>
@@ -1944,6 +2080,87 @@
                 <w:i w:val="0"/>
                 <w:sz w:val="20"/>
               </w:rPr>
+              <w:t>Repositório Organizacional de Medidas</w:t>
+            </w:r>
+          </w:p>
+        </w:tc>
+        <w:tc>
+          <w:tcPr>
+            <w:tcW w:type="dxa" w:w="2967"/>
+            <w:tcMar>
+              <w:top w:w="60" w:type="dxa"/>
+              <w:bottom w:w="60" w:type="dxa"/>
+              <w:left w:w="100" w:type="dxa"/>
+              <w:right w:w="100" w:type="dxa"/>
+            </w:tcMar>
+            <w:shd w:val="clear" w:color="auto" w:fill="EBF5FB"/>
+          </w:tcPr>
+          <w:p>
+            <w:pPr>
+              <w:spacing w:before="40" w:after="40"/>
+            </w:pPr>
+            <w:r>
+              <w:rPr>
+                <w:rFonts w:ascii="Calibri" w:hAnsi="Calibri"/>
+                <w:b w:val="0"/>
+                <w:i w:val="0"/>
+                <w:sz w:val="20"/>
+              </w:rPr>
+              <w:t>Registro</w:t>
+            </w:r>
+          </w:p>
+        </w:tc>
+      </w:tr>
+      <w:tr>
+        <w:trPr>
+          <w:cantSplit w:val="1"/>
+        </w:trPr>
+        <w:tc>
+          <w:tcPr>
+            <w:tcW w:type="dxa" w:w="2967"/>
+            <w:tcMar>
+              <w:top w:w="60" w:type="dxa"/>
+              <w:bottom w:w="60" w:type="dxa"/>
+              <w:left w:w="100" w:type="dxa"/>
+              <w:right w:w="100" w:type="dxa"/>
+            </w:tcMar>
+          </w:tcPr>
+          <w:p>
+            <w:pPr>
+              <w:spacing w:before="40" w:after="40"/>
+            </w:pPr>
+            <w:r>
+              <w:rPr>
+                <w:rFonts w:ascii="Calibri" w:hAnsi="Calibri"/>
+                <w:b w:val="0"/>
+                <w:i w:val="0"/>
+                <w:sz w:val="20"/>
+              </w:rPr>
+              <w:t>PLA-GCO-001</w:t>
+            </w:r>
+          </w:p>
+        </w:tc>
+        <w:tc>
+          <w:tcPr>
+            <w:tcW w:type="dxa" w:w="2967"/>
+            <w:tcMar>
+              <w:top w:w="60" w:type="dxa"/>
+              <w:bottom w:w="60" w:type="dxa"/>
+              <w:left w:w="100" w:type="dxa"/>
+              <w:right w:w="100" w:type="dxa"/>
+            </w:tcMar>
+          </w:tcPr>
+          <w:p>
+            <w:pPr>
+              <w:spacing w:before="40" w:after="40"/>
+            </w:pPr>
+            <w:r>
+              <w:rPr>
+                <w:rFonts w:ascii="Calibri" w:hAnsi="Calibri"/>
+                <w:b w:val="0"/>
+                <w:i w:val="0"/>
+                <w:sz w:val="20"/>
+              </w:rPr>
               <w:t>Plano de Gerência de Configuração</w:t>
             </w:r>
           </w:p>
@@ -1957,7 +2174,6 @@
               <w:left w:w="100" w:type="dxa"/>
               <w:right w:w="100" w:type="dxa"/>
             </w:tcMar>
-            <w:shd w:val="clear" w:color="auto" w:fill="EBF5FB"/>
           </w:tcPr>
           <w:p>
             <w:pPr>
@@ -1988,6 +2204,7 @@
               <w:left w:w="100" w:type="dxa"/>
               <w:right w:w="100" w:type="dxa"/>
             </w:tcMar>
+            <w:shd w:val="clear" w:color="auto" w:fill="EBF5FB"/>
           </w:tcPr>
           <w:p>
             <w:pPr>
@@ -2013,6 +2230,7 @@
               <w:left w:w="100" w:type="dxa"/>
               <w:right w:w="100" w:type="dxa"/>
             </w:tcMar>
+            <w:shd w:val="clear" w:color="auto" w:fill="EBF5FB"/>
           </w:tcPr>
           <w:p>
             <w:pPr>
@@ -2038,6 +2256,7 @@
               <w:left w:w="100" w:type="dxa"/>
               <w:right w:w="100" w:type="dxa"/>
             </w:tcMar>
+            <w:shd w:val="clear" w:color="auto" w:fill="EBF5FB"/>
           </w:tcPr>
           <w:p>
             <w:pPr>
@@ -2068,7 +2287,6 @@
               <w:left w:w="100" w:type="dxa"/>
               <w:right w:w="100" w:type="dxa"/>
             </w:tcMar>
-            <w:shd w:val="clear" w:color="auto" w:fill="EBF5FB"/>
           </w:tcPr>
           <w:p>
             <w:pPr>
@@ -2094,7 +2312,6 @@
               <w:left w:w="100" w:type="dxa"/>
               <w:right w:w="100" w:type="dxa"/>
             </w:tcMar>
-            <w:shd w:val="clear" w:color="auto" w:fill="EBF5FB"/>
           </w:tcPr>
           <w:p>
             <w:pPr>
@@ -2120,7 +2337,6 @@
               <w:left w:w="100" w:type="dxa"/>
               <w:right w:w="100" w:type="dxa"/>
             </w:tcMar>
-            <w:shd w:val="clear" w:color="auto" w:fill="EBF5FB"/>
           </w:tcPr>
           <w:p>
             <w:pPr>
@@ -2151,6 +2367,7 @@
               <w:left w:w="100" w:type="dxa"/>
               <w:right w:w="100" w:type="dxa"/>
             </w:tcMar>
+            <w:shd w:val="clear" w:color="auto" w:fill="EBF5FB"/>
           </w:tcPr>
           <w:p>
             <w:pPr>
@@ -2176,6 +2393,7 @@
               <w:left w:w="100" w:type="dxa"/>
               <w:right w:w="100" w:type="dxa"/>
             </w:tcMar>
+            <w:shd w:val="clear" w:color="auto" w:fill="EBF5FB"/>
           </w:tcPr>
           <w:p>
             <w:pPr>
@@ -2201,6 +2419,7 @@
               <w:left w:w="100" w:type="dxa"/>
               <w:right w:w="100" w:type="dxa"/>
             </w:tcMar>
+            <w:shd w:val="clear" w:color="auto" w:fill="EBF5FB"/>
           </w:tcPr>
           <w:p>
             <w:pPr>
@@ -2231,7 +2450,6 @@
               <w:left w:w="100" w:type="dxa"/>
               <w:right w:w="100" w:type="dxa"/>
             </w:tcMar>
-            <w:shd w:val="clear" w:color="auto" w:fill="EBF5FB"/>
           </w:tcPr>
           <w:p>
             <w:pPr>
@@ -2257,7 +2475,6 @@
               <w:left w:w="100" w:type="dxa"/>
               <w:right w:w="100" w:type="dxa"/>
             </w:tcMar>
-            <w:shd w:val="clear" w:color="auto" w:fill="EBF5FB"/>
           </w:tcPr>
           <w:p>
             <w:pPr>
@@ -2283,7 +2500,6 @@
               <w:left w:w="100" w:type="dxa"/>
               <w:right w:w="100" w:type="dxa"/>
             </w:tcMar>
-            <w:shd w:val="clear" w:color="auto" w:fill="EBF5FB"/>
           </w:tcPr>
           <w:p>
             <w:pPr>
@@ -2314,6 +2530,7 @@
               <w:left w:w="100" w:type="dxa"/>
               <w:right w:w="100" w:type="dxa"/>
             </w:tcMar>
+            <w:shd w:val="clear" w:color="auto" w:fill="EBF5FB"/>
           </w:tcPr>
           <w:p>
             <w:pPr>
@@ -2339,6 +2556,7 @@
               <w:left w:w="100" w:type="dxa"/>
               <w:right w:w="100" w:type="dxa"/>
             </w:tcMar>
+            <w:shd w:val="clear" w:color="auto" w:fill="EBF5FB"/>
           </w:tcPr>
           <w:p>
             <w:pPr>
@@ -2364,6 +2582,7 @@
               <w:left w:w="100" w:type="dxa"/>
               <w:right w:w="100" w:type="dxa"/>
             </w:tcMar>
+            <w:shd w:val="clear" w:color="auto" w:fill="EBF5FB"/>
           </w:tcPr>
           <w:p>
             <w:pPr>
@@ -2394,7 +2613,6 @@
               <w:left w:w="100" w:type="dxa"/>
               <w:right w:w="100" w:type="dxa"/>
             </w:tcMar>
-            <w:shd w:val="clear" w:color="auto" w:fill="EBF5FB"/>
           </w:tcPr>
           <w:p>
             <w:pPr>
@@ -2420,7 +2638,6 @@
               <w:left w:w="100" w:type="dxa"/>
               <w:right w:w="100" w:type="dxa"/>
             </w:tcMar>
-            <w:shd w:val="clear" w:color="auto" w:fill="EBF5FB"/>
           </w:tcPr>
           <w:p>
             <w:pPr>
@@ -2446,7 +2663,6 @@
               <w:left w:w="100" w:type="dxa"/>
               <w:right w:w="100" w:type="dxa"/>
             </w:tcMar>
-            <w:shd w:val="clear" w:color="auto" w:fill="EBF5FB"/>
           </w:tcPr>
           <w:p>
             <w:pPr>
@@ -6659,6 +6875,112 @@
                 <w:i w:val="0"/>
                 <w:sz w:val="20"/>
               </w:rPr>
+              <w:t>1.8</w:t>
+            </w:r>
+          </w:p>
+        </w:tc>
+        <w:tc>
+          <w:tcPr>
+            <w:tcW w:type="dxa" w:w="2225"/>
+            <w:tcMar>
+              <w:top w:w="60" w:type="dxa"/>
+              <w:bottom w:w="60" w:type="dxa"/>
+              <w:left w:w="100" w:type="dxa"/>
+              <w:right w:w="100" w:type="dxa"/>
+            </w:tcMar>
+          </w:tcPr>
+          <w:p>
+            <w:pPr>
+              <w:spacing w:before="40" w:after="40"/>
+            </w:pPr>
+            <w:r>
+              <w:rPr>
+                <w:rFonts w:ascii="Calibri" w:hAnsi="Calibri"/>
+                <w:b w:val="0"/>
+                <w:i w:val="0"/>
+                <w:sz w:val="20"/>
+              </w:rPr>
+              <w:t>15/06/2026</w:t>
+            </w:r>
+          </w:p>
+        </w:tc>
+        <w:tc>
+          <w:tcPr>
+            <w:tcW w:type="dxa" w:w="2225"/>
+            <w:tcMar>
+              <w:top w:w="60" w:type="dxa"/>
+              <w:bottom w:w="60" w:type="dxa"/>
+              <w:left w:w="100" w:type="dxa"/>
+              <w:right w:w="100" w:type="dxa"/>
+            </w:tcMar>
+          </w:tcPr>
+          <w:p>
+            <w:pPr>
+              <w:spacing w:before="40" w:after="40"/>
+            </w:pPr>
+            <w:r>
+              <w:rPr>
+                <w:rFonts w:ascii="Calibri" w:hAnsi="Calibri"/>
+                <w:b w:val="0"/>
+                <w:i w:val="0"/>
+                <w:sz w:val="20"/>
+              </w:rPr>
+              <w:t>Time de Melhoria Contínua</w:t>
+            </w:r>
+          </w:p>
+        </w:tc>
+        <w:tc>
+          <w:tcPr>
+            <w:tcW w:type="dxa" w:w="2225"/>
+            <w:tcMar>
+              <w:top w:w="60" w:type="dxa"/>
+              <w:bottom w:w="60" w:type="dxa"/>
+              <w:left w:w="100" w:type="dxa"/>
+              <w:right w:w="100" w:type="dxa"/>
+            </w:tcMar>
+          </w:tcPr>
+          <w:p>
+            <w:pPr>
+              <w:spacing w:before="40" w:after="40"/>
+            </w:pPr>
+            <w:r>
+              <w:rPr>
+                <w:rFonts w:ascii="Calibri" w:hAnsi="Calibri"/>
+                <w:b w:val="0"/>
+                <w:i w:val="0"/>
+                <w:sz w:val="20"/>
+              </w:rPr>
+              <w:t>Campo "Responsável" adicionado ao cabeçalho: Silvio Baroni</w:t>
+            </w:r>
+          </w:p>
+        </w:tc>
+      </w:tr>
+      <w:tr>
+        <w:trPr>
+          <w:cantSplit w:val="1"/>
+        </w:trPr>
+        <w:tc>
+          <w:tcPr>
+            <w:tcW w:type="dxa" w:w="2225"/>
+            <w:tcMar>
+              <w:top w:w="60" w:type="dxa"/>
+              <w:bottom w:w="60" w:type="dxa"/>
+              <w:left w:w="100" w:type="dxa"/>
+              <w:right w:w="100" w:type="dxa"/>
+            </w:tcMar>
+            <w:shd w:val="clear" w:color="auto" w:fill="F0F4F8"/>
+          </w:tcPr>
+          <w:p>
+            <w:pPr>
+              <w:spacing w:before="40" w:after="40"/>
+            </w:pPr>
+            <w:r>
+              <w:rPr>
+                <w:rFonts w:ascii="Calibri" w:hAnsi="Calibri"/>
+                <w:b/>
+                <w:i w:val="0"/>
+                <w:sz w:val="20"/>
+              </w:rPr>
               <w:t>1.0</w:t>
             </w:r>
           </w:p>
@@ -7269,6 +7591,218 @@
           </w:p>
         </w:tc>
       </w:tr>
+      <w:tr>
+        <w:trPr>
+          <w:cantSplit w:val="1"/>
+        </w:trPr>
+        <w:tc>
+          <w:tcPr>
+            <w:tcW w:type="dxa" w:w="2225"/>
+            <w:tcMar>
+              <w:top w:w="60" w:type="dxa"/>
+              <w:bottom w:w="60" w:type="dxa"/>
+              <w:left w:w="100" w:type="dxa"/>
+              <w:right w:w="100" w:type="dxa"/>
+            </w:tcMar>
+            <w:shd w:val="clear" w:color="auto" w:fill="F0F4F8"/>
+          </w:tcPr>
+          <w:p>
+            <w:pPr>
+              <w:spacing w:before="40" w:after="40"/>
+            </w:pPr>
+            <w:r>
+              <w:rPr>
+                <w:rFonts w:ascii="Calibri" w:hAnsi="Calibri"/>
+                <w:b/>
+                <w:i w:val="0"/>
+                <w:sz w:val="20"/>
+              </w:rPr>
+              <w:t>1.6</w:t>
+            </w:r>
+          </w:p>
+        </w:tc>
+        <w:tc>
+          <w:tcPr>
+            <w:tcW w:type="dxa" w:w="2225"/>
+            <w:tcMar>
+              <w:top w:w="60" w:type="dxa"/>
+              <w:bottom w:w="60" w:type="dxa"/>
+              <w:left w:w="100" w:type="dxa"/>
+              <w:right w:w="100" w:type="dxa"/>
+            </w:tcMar>
+          </w:tcPr>
+          <w:p>
+            <w:pPr>
+              <w:spacing w:before="40" w:after="40"/>
+            </w:pPr>
+            <w:r>
+              <w:rPr>
+                <w:rFonts w:ascii="Calibri" w:hAnsi="Calibri"/>
+                <w:b w:val="0"/>
+                <w:i w:val="0"/>
+                <w:sz w:val="20"/>
+              </w:rPr>
+              <w:t>11/06/2026</w:t>
+            </w:r>
+          </w:p>
+        </w:tc>
+        <w:tc>
+          <w:tcPr>
+            <w:tcW w:type="dxa" w:w="2225"/>
+            <w:tcMar>
+              <w:top w:w="60" w:type="dxa"/>
+              <w:bottom w:w="60" w:type="dxa"/>
+              <w:left w:w="100" w:type="dxa"/>
+              <w:right w:w="100" w:type="dxa"/>
+            </w:tcMar>
+          </w:tcPr>
+          <w:p>
+            <w:pPr>
+              <w:spacing w:before="40" w:after="40"/>
+            </w:pPr>
+            <w:r>
+              <w:rPr>
+                <w:rFonts w:ascii="Calibri" w:hAnsi="Calibri"/>
+                <w:b w:val="0"/>
+                <w:i w:val="0"/>
+                <w:sz w:val="20"/>
+              </w:rPr>
+              <w:t>Time de Melhoria Contínua</w:t>
+            </w:r>
+          </w:p>
+        </w:tc>
+        <w:tc>
+          <w:tcPr>
+            <w:tcW w:type="dxa" w:w="2225"/>
+            <w:tcMar>
+              <w:top w:w="60" w:type="dxa"/>
+              <w:bottom w:w="60" w:type="dxa"/>
+              <w:left w:w="100" w:type="dxa"/>
+              <w:right w:w="100" w:type="dxa"/>
+            </w:tcMar>
+          </w:tcPr>
+          <w:p>
+            <w:pPr>
+              <w:spacing w:before="40" w:after="40"/>
+            </w:pPr>
+            <w:r>
+              <w:rPr>
+                <w:rFonts w:ascii="Calibri" w:hAnsi="Calibri"/>
+                <w:b w:val="0"/>
+                <w:i w:val="0"/>
+                <w:sz w:val="20"/>
+              </w:rPr>
+              <w:t>Adição do REG-MED-001 (Repositório Organizacional de Medidas) ao inventário de ativos (§2)</w:t>
+            </w:r>
+          </w:p>
+        </w:tc>
+      </w:tr>
+      <w:tr>
+        <w:trPr>
+          <w:cantSplit w:val="1"/>
+        </w:trPr>
+        <w:tc>
+          <w:tcPr>
+            <w:tcW w:type="dxa" w:w="2225"/>
+            <w:tcMar>
+              <w:top w:w="60" w:type="dxa"/>
+              <w:bottom w:w="60" w:type="dxa"/>
+              <w:left w:w="100" w:type="dxa"/>
+              <w:right w:w="100" w:type="dxa"/>
+            </w:tcMar>
+            <w:shd w:val="clear" w:color="auto" w:fill="F0F4F8"/>
+          </w:tcPr>
+          <w:p>
+            <w:pPr>
+              <w:spacing w:before="40" w:after="40"/>
+            </w:pPr>
+            <w:r>
+              <w:rPr>
+                <w:rFonts w:ascii="Calibri" w:hAnsi="Calibri"/>
+                <w:b/>
+                <w:i w:val="0"/>
+                <w:sz w:val="20"/>
+              </w:rPr>
+              <w:t>1.7</w:t>
+            </w:r>
+          </w:p>
+        </w:tc>
+        <w:tc>
+          <w:tcPr>
+            <w:tcW w:type="dxa" w:w="2225"/>
+            <w:tcMar>
+              <w:top w:w="60" w:type="dxa"/>
+              <w:bottom w:w="60" w:type="dxa"/>
+              <w:left w:w="100" w:type="dxa"/>
+              <w:right w:w="100" w:type="dxa"/>
+            </w:tcMar>
+          </w:tcPr>
+          <w:p>
+            <w:pPr>
+              <w:spacing w:before="40" w:after="40"/>
+            </w:pPr>
+            <w:r>
+              <w:rPr>
+                <w:rFonts w:ascii="Calibri" w:hAnsi="Calibri"/>
+                <w:b w:val="0"/>
+                <w:i w:val="0"/>
+                <w:sz w:val="20"/>
+              </w:rPr>
+              <w:t>11/06/2026</w:t>
+            </w:r>
+          </w:p>
+        </w:tc>
+        <w:tc>
+          <w:tcPr>
+            <w:tcW w:type="dxa" w:w="2225"/>
+            <w:tcMar>
+              <w:top w:w="60" w:type="dxa"/>
+              <w:bottom w:w="60" w:type="dxa"/>
+              <w:left w:w="100" w:type="dxa"/>
+              <w:right w:w="100" w:type="dxa"/>
+            </w:tcMar>
+          </w:tcPr>
+          <w:p>
+            <w:pPr>
+              <w:spacing w:before="40" w:after="40"/>
+            </w:pPr>
+            <w:r>
+              <w:rPr>
+                <w:rFonts w:ascii="Calibri" w:hAnsi="Calibri"/>
+                <w:b w:val="0"/>
+                <w:i w:val="0"/>
+                <w:sz w:val="20"/>
+              </w:rPr>
+              <w:t>Time de Melhoria Contínua</w:t>
+            </w:r>
+          </w:p>
+        </w:tc>
+        <w:tc>
+          <w:tcPr>
+            <w:tcW w:type="dxa" w:w="2225"/>
+            <w:tcMar>
+              <w:top w:w="60" w:type="dxa"/>
+              <w:bottom w:w="60" w:type="dxa"/>
+              <w:left w:w="100" w:type="dxa"/>
+              <w:right w:w="100" w:type="dxa"/>
+            </w:tcMar>
+          </w:tcPr>
+          <w:p>
+            <w:pPr>
+              <w:spacing w:before="40" w:after="40"/>
+            </w:pPr>
+            <w:r>
+              <w:rPr>
+                <w:rFonts w:ascii="Calibri" w:hAnsi="Calibri"/>
+                <w:b w:val="0"/>
+                <w:i w:val="0"/>
+                <w:sz w:val="20"/>
+              </w:rPr>
+              <w:t>Adição do GQA-ORG-001 (Auditoria de GQA Organizacional) ao inventário de ativos (§2)</w:t>
+            </w:r>
+          </w:p>
+        </w:tc>
+      </w:tr>
     </w:tbl>
     <w:p>
       <w:pPr>
@@ -7309,7 +7843,7 @@
         <w:color w:val="555555"/>
         <w:sz w:val="16"/>
       </w:rPr>
-      <w:t>vData  ·  11/06/2026</w:t>
+      <w:t>v1.8  ·  11/06/2026</w:t>
     </w:r>
     <w:r>
       <w:tab/>
@@ -7371,7 +7905,7 @@
         <w:color w:val="555555"/>
         <w:sz w:val="16"/>
       </w:rPr>
-      <w:t>vData  ·  11/06/2026</w:t>
+      <w:t>v1.8  ·  11/06/2026</w:t>
     </w:r>
     <w:r>
       <w:tab/>
@@ -7442,7 +7976,7 @@
         <w:color w:val="555555"/>
         <w:sz w:val="18"/>
       </w:rPr>
-      <w:t xml:space="preserve">   ·   Git</w:t>
+      <w:t xml:space="preserve">   ·   PLA-GPC-001</w:t>
     </w:r>
     <w:r>
       <w:tab/>
@@ -7453,7 +7987,7 @@
         <w:color w:val="555555"/>
         <w:sz w:val="18"/>
       </w:rPr>
-      <w:t>Evidência de Projeto</w:t>
+      <w:t>Gerência de Processos</w:t>
     </w:r>
   </w:p>
 </w:hdr>
